--- a/docs/weekly/FedWatch-Weekly-2026-07-29.docx
+++ b/docs/weekly/FedWatch-Weekly-2026-07-29.docx
@@ -35,82 +35,128 @@
     </w:p>
     <w:p>
       <w:r>
-        <w:t># Federal Research-Policy Summary</w:t>
+        <w:rPr>
+          <w:b/>
+          <w:color w:val="012169"/>
+        </w:rPr>
+        <w:t>Federal Research-Policy Summary: July 23–29, 2026</w:t>
       </w:r>
     </w:p>
     <w:p>
       <w:r>
-        <w:t>**Week of July 23–29, 2026**</w:t>
+        <w:rPr>
+          <w:b/>
+        </w:rPr>
+        <w:t>Bottom line:</w:t>
+      </w:r>
+      <w:r>
+        <w:t xml:space="preserve"> The White House this week proposed the most sweeping restructuring of federal research funding in over 80 years, explicitly aiming to reduce funding to leading universities in favor of individual investigators, AI initiatives, and new mission-driven organizations. In parallel, NIH resumed terminating grants tied to disfavored topics—with court records now exposing the keyword lists driving cancellations—and new biosafety and civil-rights developments add near-term compliance considerations. Together these carry direct financial, legal, and operational exposure for Emory's research enterprise.</w:t>
       </w:r>
     </w:p>
     <w:p>
       <w:r>
-        <w:t>**Bottom line:** The White House this week proposed the most significant restructuring of federal science funding in decades, explicitly seeking to reduce research support to major universities and redirect it toward individual investigators, AI initiatives, and new mission-driven organizations. In parallel, NIH resumed terminating grants tied to disfavored topics—with court records now exposing the keyword lists driving cancellations—and DoD expanded its blacklist of Chinese universities. Collectively, these developments carry direct financial, legal, and compliance exposure for the institution.</w:t>
+        <w:rPr>
+          <w:b/>
+        </w:rPr>
+        <w:t>Key developments</w:t>
       </w:r>
     </w:p>
     <w:p>
       <w:r>
-        <w:t>**Key developments**</w:t>
+        <w:t>Science funding restructuring</w:t>
+      </w:r>
+    </w:p>
+    <w:p>
+      <w:pPr>
+        <w:pStyle w:val="ListBullet"/>
+      </w:pPr>
+      <w:r>
+        <w:t>The White House unveiled a proposed overhaul centering AI and seeking alternatives to peer review; major agencies ($3B+ in FY2026 R&amp;D) must submit implementation plans within 90 days.</w:t>
+      </w:r>
+    </w:p>
+    <w:p>
+      <w:pPr>
+        <w:pStyle w:val="ListBullet"/>
+      </w:pPr>
+      <w:r>
+        <w:t>OSTP Director Kratsios's "Golden Age" report characterizes the U.S. science system as "calcified" and recommends cutting funding to leading universities, replacing investigator-led grants with large "grand challenge" team awards, and redirecting support toward individual scientists and new organizations.</w:t>
+      </w:r>
+    </w:p>
+    <w:p>
+      <w:pPr>
+        <w:pStyle w:val="ListBullet"/>
+      </w:pPr>
+      <w:r>
+        <w:t>A related strategy would fund individual "blue-sky" researchers who then select host institutions—a shift that threatens the traditional institutional funding model.</w:t>
       </w:r>
     </w:p>
     <w:p>
       <w:r>
-        <w:t>*Science funding restructuring*</w:t>
+        <w:t>Grant terminations and keyword screening</w:t>
+      </w:r>
+    </w:p>
+    <w:p>
+      <w:pPr>
+        <w:pStyle w:val="ListBullet"/>
+      </w:pPr>
+      <w:r>
+        <w:t>NIH has resumed canceling grants conflicting with administration priorities despite prior court rulings; active and pending awards on sensitive topics face renewed termination risk.</w:t>
+      </w:r>
+    </w:p>
+    <w:p>
+      <w:pPr>
+        <w:pStyle w:val="ListBullet"/>
+      </w:pPr>
+      <w:r>
+        <w:t>Agencies acknowledged using automated keyword lists (diversity, gender, COVID terms) to terminate roughly $2B in University of California grants, now challenged as unconstitutional. Court records exposing the specific terms allow us to proactively audit our portfolio and proposal language.</w:t>
       </w:r>
     </w:p>
     <w:p>
       <w:r>
-        <w:t>- The White House unveiled a sweeping overhaul of federal research, characterizing the U.S. science system as "calcified" and centering AI. Agencies with $3B+ in FY2026 R&amp;D must submit implementation plans within 90 days.</w:t>
+        <w:t>Compliance and research security</w:t>
+      </w:r>
+    </w:p>
+    <w:p>
+      <w:pPr>
+        <w:pStyle w:val="ListBullet"/>
+      </w:pPr>
+      <w:r>
+        <w:t>NIH issued NOT-OD-26-101 establishing USG policy for stopping high-risk life sciences research; oversight, biosafety, and compliance offices should assess implications for affected labs and awards.</w:t>
+      </w:r>
+    </w:p>
+    <w:p>
+      <w:pPr>
+        <w:pStyle w:val="ListBullet"/>
+      </w:pPr>
+      <w:r>
+        <w:t>HHS rescinded portions of its Title VI civil rights regulations to align with EO 14281, potentially narrowing compliance obligations tied to federal funding.</w:t>
+      </w:r>
+    </w:p>
+    <w:p>
+      <w:pPr>
+        <w:pStyle w:val="ListBullet"/>
+      </w:pPr>
+      <w:r>
+        <w:t>The Pentagon expanded its threat list to include Fudan and Shanghai Jiao Tong, complicating collaborations with leading Chinese civilian institutions.</w:t>
+      </w:r>
+    </w:p>
+    <w:p>
+      <w:pPr>
+        <w:pStyle w:val="ListBullet"/>
+      </w:pPr>
+      <w:r>
+        <w:t>The FDA finalized three cancer clinical-trial eligibility guidances (routine; relevant to IRBs and oncology investigators).</w:t>
       </w:r>
     </w:p>
     <w:p>
       <w:r>
-        <w:t>- OSTP Director Kratsios's "Golden Age" report recommends cutting funding to leading universities, replacing investigator-led grants with large team "grand challenge" awards, moving beyond peer review, and steering support toward individual "blue-sky" researchers who select their own host institutions.</w:t>
+        <w:rPr>
+          <w:b/>
+        </w:rPr>
+        <w:t>What to watch:</w:t>
       </w:r>
-    </w:p>
-    <w:p>
       <w:r>
-        <w:t>*Grant terminations*</w:t>
-      </w:r>
-    </w:p>
-    <w:p>
-      <w:r>
-        <w:t>- NIH resumed canceling grants that conflict with administration priorities, despite prior court rulings; active and pending awards on sensitive topics face renewed termination risk.</w:t>
-      </w:r>
-    </w:p>
-    <w:p>
-      <w:r>
-        <w:t>- Court records exposed the specific automated keyword lists (diversity, gender, COVID terms) used to terminate roughly $2B in University of California grants, now challenged as unconstitutional. These lists allow us to proactively audit our portfolio and proposal language for exposure.</w:t>
-      </w:r>
-    </w:p>
-    <w:p>
-      <w:r>
-        <w:t>*Compliance and research security*</w:t>
-      </w:r>
-    </w:p>
-    <w:p>
-      <w:r>
-        <w:t>- NIH issued notice NOT-OD-26-101 establishing USG policy for stopping high-risk life sciences research; oversight, biosafety, and compliance offices should assess implications for affected labs and awards.</w:t>
-      </w:r>
-    </w:p>
-    <w:p>
-      <w:r>
-        <w:t>- HHS rescinded portions of its Title VI civil rights regulations to conform to Executive Order 14281, which may narrow compliance obligations tied to federal funding.</w:t>
-      </w:r>
-    </w:p>
-    <w:p>
-      <w:r>
-        <w:t>- DoD added Fudan and Shanghai Jiao Tong—leading civilian institutions—to its threat list, potentially complicating collaborations.</w:t>
-      </w:r>
-    </w:p>
-    <w:p>
-      <w:r>
-        <w:t>- Separately, FDA finalized three routine cancer clinical-trial eligibility guidances relevant to IRBs and oncology investigators.</w:t>
-      </w:r>
-    </w:p>
-    <w:p>
-      <w:r>
-        <w:t>**What to watch:** Agency implementation plans due within 90 days will clarify how funding restructuring translates into practice. Monitor litigation over keyword-based terminations and the forthcoming scope of the high-risk life sciences policy.</w:t>
+        <w:t xml:space="preserve"> Agency implementation plans due within 90 days will clarify how funding restructuring translates into practice, and further NIH terminations should be anticipated as administration priorities take hold.</w:t>
       </w:r>
     </w:p>
     <w:p>

--- a/docs/weekly/FedWatch-Weekly-2026-07-29.docx
+++ b/docs/weekly/FedWatch-Weekly-2026-07-29.docx
@@ -30,16 +30,7 @@
         <w:rPr>
           <w:color w:val="012169"/>
         </w:rPr>
-        <w:t>Executive overview</w:t>
-      </w:r>
-    </w:p>
-    <w:p>
-      <w:r>
-        <w:rPr>
-          <w:b/>
-          <w:color w:val="012169"/>
-        </w:rPr>
-        <w:t>Federal Research-Policy Summary: July 23–29, 2026</w:t>
+        <w:t>Weekly summary — ready to copy into email</w:t>
       </w:r>
     </w:p>
     <w:p>
@@ -50,7 +41,7 @@
         <w:t>Bottom line:</w:t>
       </w:r>
       <w:r>
-        <w:t xml:space="preserve"> The White House this week proposed the most sweeping restructuring of federal research funding in over 80 years, explicitly aiming to reduce funding to leading universities in favor of individual investigators, AI initiatives, and new mission-driven organizations. In parallel, NIH resumed terminating grants tied to disfavored topics—with court records now exposing the keyword lists driving cancellations—and new biosafety and civil-rights developments add near-term compliance considerations. Together these carry direct financial, legal, and operational exposure for Emory's research enterprise.</w:t>
+        <w:t xml:space="preserve"> This week the White House unveiled the most sweeping restructuring of federal research funding in over 80 years, explicitly calling for reduced university funding in favor of individual scientists, AI initiatives, and new mission-driven organizations. NIH simultaneously resumed terminating grants tied to disfavored topics, and court records exposed the keyword lists driving billions in cancellations. Together these developments pose direct and near-term financial, legal, and compliance exposure for the institution.</w:t>
       </w:r>
     </w:p>
     <w:p>
@@ -58,12 +49,7 @@
         <w:rPr>
           <w:b/>
         </w:rPr>
-        <w:t>Key developments</w:t>
-      </w:r>
-    </w:p>
-    <w:p>
-      <w:r>
-        <w:t>Science funding restructuring</w:t>
+        <w:t>Top developments:</w:t>
       </w:r>
     </w:p>
     <w:p>
@@ -71,7 +57,13 @@
         <w:pStyle w:val="ListBullet"/>
       </w:pPr>
       <w:r>
-        <w:t>The White House unveiled a proposed overhaul centering AI and seeking alternatives to peer review; major agencies ($3B+ in FY2026 R&amp;D) must submit implementation plans within 90 days.</w:t>
+        <w:rPr>
+          <w:b/>
+        </w:rPr>
+        <w:t>Science funding overhaul proposed</w:t>
+      </w:r>
+      <w:r>
+        <w:t xml:space="preserve"> — The White House proposed restructuring federal research to center AI, move beyond peer review, and replace investigator-led grants with large team "grand challenge" awards; OSTP's "Golden Age" report explicitly recommends cutting funding to leading universities and redirecting it to individual scientists and new organizations. Agencies with $3B+ in FY2026 R&amp;D must submit implementation plans within 90 days, directly threatening our institutional funding model and warranting a coordinated positioning response.</w:t>
       </w:r>
     </w:p>
     <w:p>
@@ -79,7 +71,13 @@
         <w:pStyle w:val="ListBullet"/>
       </w:pPr>
       <w:r>
-        <w:t>OSTP Director Kratsios's "Golden Age" report characterizes the U.S. science system as "calcified" and recommends cutting funding to leading universities, replacing investigator-led grants with large "grand challenge" team awards, and redirecting support toward individual scientists and new organizations.</w:t>
+        <w:rPr>
+          <w:b/>
+        </w:rPr>
+        <w:t>NIH grant terminations resume</w:t>
+      </w:r>
+      <w:r>
+        <w:t xml:space="preserve"> — NIH has again begun canceling grants that conflict with administration priorities despite prior court rulings, putting active and pending awards on sensitive topics at renewed termination risk. Investigators should anticipate further cancellations and prepare accordingly.</w:t>
       </w:r>
     </w:p>
     <w:p>
@@ -87,12 +85,13 @@
         <w:pStyle w:val="ListBullet"/>
       </w:pPr>
       <w:r>
-        <w:t>A related strategy would fund individual "blue-sky" researchers who then select host institutions—a shift that threatens the traditional institutional funding model.</w:t>
+        <w:rPr>
+          <w:b/>
+        </w:rPr>
+        <w:t>Keyword cancellation lists exposed</w:t>
       </w:r>
-    </w:p>
-    <w:p>
       <w:r>
-        <w:t>Grant terminations and keyword screening</w:t>
+        <w:t xml:space="preserve"> — Court records revealed the specific automated search terms agencies used to terminate roughly $2B in University of California grants, now challenged as unconstitutional. This lets us proactively audit our own portfolio and proposal language for exposure while the litigation offers potential leverage.</w:t>
       </w:r>
     </w:p>
     <w:p>
@@ -100,7 +99,13 @@
         <w:pStyle w:val="ListBullet"/>
       </w:pPr>
       <w:r>
-        <w:t>NIH has resumed canceling grants conflicting with administration priorities despite prior court rulings; active and pending awards on sensitive topics face renewed termination risk.</w:t>
+        <w:rPr>
+          <w:b/>
+        </w:rPr>
+        <w:t>NIH high-risk life sciences policy</w:t>
+      </w:r>
+      <w:r>
+        <w:t xml:space="preserve"> — NIH issued notice NOT-OD-26-101 establishing USG policy for stopping high-risk life sciences research, though implementation details and scope remain unclear. Oversight, biosafety, and compliance offices should assess implications for affected labs and awards.</w:t>
       </w:r>
     </w:p>
     <w:p>
@@ -108,12 +113,13 @@
         <w:pStyle w:val="ListBullet"/>
       </w:pPr>
       <w:r>
-        <w:t>Agencies acknowledged using automated keyword lists (diversity, gender, COVID terms) to terminate roughly $2B in University of California grants, now challenged as unconstitutional. Court records exposing the specific terms allow us to proactively audit our portfolio and proposal language.</w:t>
+        <w:rPr>
+          <w:b/>
+        </w:rPr>
+        <w:t>Pentagon blacklist expansion</w:t>
       </w:r>
-    </w:p>
-    <w:p>
       <w:r>
-        <w:t>Compliance and research security</w:t>
+        <w:t xml:space="preserve"> — On July 23 the DoD added Fudan and Shanghai Jiao Tong—top Chinese civilian universities—to its threat list, broadening restrictions beyond military-linked institutions. This may complicate or restrict existing and planned research collaborations and partnerships.</w:t>
       </w:r>
     </w:p>
     <w:p>
@@ -121,31 +127,13 @@
         <w:pStyle w:val="ListBullet"/>
       </w:pPr>
       <w:r>
-        <w:t>NIH issued NOT-OD-26-101 establishing USG policy for stopping high-risk life sciences research; oversight, biosafety, and compliance offices should assess implications for affected labs and awards.</w:t>
+        <w:rPr>
+          <w:b/>
+        </w:rPr>
+        <w:t>HHS Title VI rollback</w:t>
       </w:r>
-    </w:p>
-    <w:p>
-      <w:pPr>
-        <w:pStyle w:val="ListBullet"/>
-      </w:pPr>
       <w:r>
-        <w:t>HHS rescinded portions of its Title VI civil rights regulations to align with EO 14281, potentially narrowing compliance obligations tied to federal funding.</w:t>
-      </w:r>
-    </w:p>
-    <w:p>
-      <w:pPr>
-        <w:pStyle w:val="ListBullet"/>
-      </w:pPr>
-      <w:r>
-        <w:t>The Pentagon expanded its threat list to include Fudan and Shanghai Jiao Tong, complicating collaborations with leading Chinese civilian institutions.</w:t>
-      </w:r>
-    </w:p>
-    <w:p>
-      <w:pPr>
-        <w:pStyle w:val="ListBullet"/>
-      </w:pPr>
-      <w:r>
-        <w:t>The FDA finalized three cancer clinical-trial eligibility guidances (routine; relevant to IRBs and oncology investigators).</w:t>
+        <w:t xml:space="preserve"> — On July 24 HHS rescinded portions of its Title VI civil rights regulations to conform to Executive Order 14281, narrowing regulatory scope. This may alter compliance obligations tied to federally funded programs.</w:t>
       </w:r>
     </w:p>
     <w:p>
@@ -156,7 +144,16 @@
         <w:t>What to watch:</w:t>
       </w:r>
       <w:r>
-        <w:t xml:space="preserve"> Agency implementation plans due within 90 days will clarify how funding restructuring translates into practice, and further NIH terminations should be anticipated as administration priorities take hold.</w:t>
+        <w:t xml:space="preserve"> Watch for agency implementation plans responding to the 90-day directive and any additional NIH terminations or expanded keyword lists that clarify our specific exposure.</w:t>
+      </w:r>
+    </w:p>
+    <w:p>
+      <w:r>
+        <w:rPr>
+          <w:color w:val="6D6E71"/>
+          <w:sz w:val="18"/>
+        </w:rPr>
+        <w:t>Full daily digests: https://chaps72.github.io/ci4hackathon/  ·  Historical record: https://chaps72.github.io/ci4hackathon/chronicle.html</w:t>
       </w:r>
     </w:p>
     <w:p>

--- a/docs/weekly/FedWatch-Weekly-2026-07-29.docx
+++ b/docs/weekly/FedWatch-Weekly-2026-07-29.docx
@@ -41,7 +41,7 @@
         <w:t>Bottom line:</w:t>
       </w:r>
       <w:r>
-        <w:t xml:space="preserve"> This week the White House unveiled the most sweeping restructuring of federal research funding in over 80 years, explicitly calling for reduced university funding in favor of individual scientists, AI initiatives, and new mission-driven organizations. NIH simultaneously resumed terminating grants tied to disfavored topics, and court records exposed the keyword lists driving billions in cancellations. Together these developments pose direct and near-term financial, legal, and compliance exposure for the institution.</w:t>
+        <w:t xml:space="preserve"> This week the White House unveiled the most sweeping restructuring of federal research funding in over 80 years, with an OSTP report explicitly calling for reduced university funding, a shift toward AI and individual investigators, and alternatives to peer review—directly threatening Emory's institutional funding model. Concurrently, NIH resumed terminating grants tied to disfavored topics using now-exposed keyword lists, and new research-security and biosafety restrictions took effect. Each development carries immediate financial, legal, and compliance exposure.</w:t>
       </w:r>
     </w:p>
     <w:p>
@@ -60,10 +60,22 @@
         <w:rPr>
           <w:b/>
         </w:rPr>
-        <w:t>Science funding overhaul proposed</w:t>
+        <w:t>Federal science funding overhaul</w:t>
       </w:r>
       <w:r>
-        <w:t xml:space="preserve"> — The White House proposed restructuring federal research to center AI, move beyond peer review, and replace investigator-led grants with large team "grand challenge" awards; OSTP's "Golden Age" report explicitly recommends cutting funding to leading universities and redirecting it to individual scientists and new organizations. Agencies with $3B+ in FY2026 R&amp;D must submit implementation plans within 90 days, directly threatening our institutional funding model and warranting a coordinated positioning response.</w:t>
+        <w:t xml:space="preserve"> — The White House proposed the most sweeping restructuring of federal research in 80+ years, and OSTP's "Golden Age" report recommends cutting university funding, replacing investigator-led grants with large "grand challenge" team awards, and moving beyond peer review. Agencies with $3B+ in FY2026 R&amp;D must submit implementation plans within 90 days, so our core funding model faces near-term structural risk. (</w:t>
+      </w:r>
+      <w:hyperlink r:id="rId9">
+        <w:r>
+          <w:rPr>
+            <w:color w:val="007dba"/>
+            <w:u w:val="single"/>
+          </w:rPr>
+          <w:t>https://www.forbes.com/sites/michaeltnietzel/2026/07/23/white-house-science-report-calls-for-reducing-university-research-funding/</w:t>
+        </w:r>
+      </w:hyperlink>
+      <w:r>
+        <w:t>)</w:t>
       </w:r>
     </w:p>
     <w:p>
@@ -77,7 +89,19 @@
         <w:t>NIH grant terminations resume</w:t>
       </w:r>
       <w:r>
-        <w:t xml:space="preserve"> — NIH has again begun canceling grants that conflict with administration priorities despite prior court rulings, putting active and pending awards on sensitive topics at renewed termination risk. Investigators should anticipate further cancellations and prepare accordingly.</w:t>
+        <w:t xml:space="preserve"> — NIH is again canceling grants that conflict with administration priorities despite prior court rulings. Any active or pending awards on sensitive topics face renewed termination risk and require portfolio monitoring. (</w:t>
+      </w:r>
+      <w:hyperlink r:id="rId10">
+        <w:r>
+          <w:rPr>
+            <w:color w:val="007dba"/>
+            <w:u w:val="single"/>
+          </w:rPr>
+          <w:t>https://www.science.org/content/article/nih-again-terminating-grants-trump-administration-dislikes</w:t>
+        </w:r>
+      </w:hyperlink>
+      <w:r>
+        <w:t>)</w:t>
       </w:r>
     </w:p>
     <w:p>
@@ -91,7 +115,19 @@
         <w:t>Keyword cancellation lists exposed</w:t>
       </w:r>
       <w:r>
-        <w:t xml:space="preserve"> — Court records revealed the specific automated search terms agencies used to terminate roughly $2B in University of California grants, now challenged as unconstitutional. This lets us proactively audit our own portfolio and proposal language for exposure while the litigation offers potential leverage.</w:t>
+        <w:t xml:space="preserve"> — Court records now reveal the specific automated search terms agencies used to screen and terminate billions in grants (including diversity, gender, and COVID terms), with UC challenging ~$2B in cuts as unconstitutional. This lets us proactively audit our portfolio and proposal language for exposure. (</w:t>
+      </w:r>
+      <w:hyperlink r:id="rId11">
+        <w:r>
+          <w:rPr>
+            <w:color w:val="007dba"/>
+            <w:u w:val="single"/>
+          </w:rPr>
+          <w:t>https://www.highereddive.com/news/inside-the-federal-keyword-lists-that-canceled-billions-in-research-funding/826203/</w:t>
+        </w:r>
+      </w:hyperlink>
+      <w:r>
+        <w:t>)</w:t>
       </w:r>
     </w:p>
     <w:p>
@@ -105,7 +141,19 @@
         <w:t>NIH high-risk life sciences policy</w:t>
       </w:r>
       <w:r>
-        <w:t xml:space="preserve"> — NIH issued notice NOT-OD-26-101 establishing USG policy for stopping high-risk life sciences research, though implementation details and scope remain unclear. Oversight, biosafety, and compliance offices should assess implications for affected labs and awards.</w:t>
+        <w:t xml:space="preserve"> — NIH issued notice NOT-OD-26-101 establishing USG policy for stopping high-risk life sciences research. Oversight, biosafety, and compliance offices should assess implications for affected labs and awards. (</w:t>
+      </w:r>
+      <w:hyperlink r:id="rId12">
+        <w:r>
+          <w:rPr>
+            <w:color w:val="007dba"/>
+            <w:u w:val="single"/>
+          </w:rPr>
+          <w:t>https://grants.nih.gov/grants/guide/notice-files/NOT-OD-26-101.html</w:t>
+        </w:r>
+      </w:hyperlink>
+      <w:r>
+        <w:t>)</w:t>
       </w:r>
     </w:p>
     <w:p>
@@ -119,7 +167,19 @@
         <w:t>Pentagon blacklist expansion</w:t>
       </w:r>
       <w:r>
-        <w:t xml:space="preserve"> — On July 23 the DoD added Fudan and Shanghai Jiao Tong—top Chinese civilian universities—to its threat list, broadening restrictions beyond military-linked institutions. This may complicate or restrict existing and planned research collaborations and partnerships.</w:t>
+        <w:t xml:space="preserve"> — The DoD added Fudan and Shanghai Jiao Tong to its threat list, broadening restrictions to top civilian institutions. Existing or planned collaborations with these universities may be complicated or restricted. (</w:t>
+      </w:r>
+      <w:hyperlink r:id="rId13">
+        <w:r>
+          <w:rPr>
+            <w:color w:val="007dba"/>
+            <w:u w:val="single"/>
+          </w:rPr>
+          <w:t>https://www.scmp.com/news/us/politics/article/3361647/pentagon-expands-blacklist-include-chinas-top-civilian-universities</w:t>
+        </w:r>
+      </w:hyperlink>
+      <w:r>
+        <w:t>)</w:t>
       </w:r>
     </w:p>
     <w:p>
@@ -133,7 +193,19 @@
         <w:t>HHS Title VI rollback</w:t>
       </w:r>
       <w:r>
-        <w:t xml:space="preserve"> — On July 24 HHS rescinded portions of its Title VI civil rights regulations to conform to Executive Order 14281, narrowing regulatory scope. This may alter compliance obligations tied to federally funded programs.</w:t>
+        <w:t xml:space="preserve"> — HHS rescinded portions of its Title VI civil rights regulations to align with EO 14281, narrowing regulatory scope and potentially altering compliance obligations tied to federal funding. (</w:t>
+      </w:r>
+      <w:hyperlink r:id="rId14">
+        <w:r>
+          <w:rPr>
+            <w:color w:val="007dba"/>
+            <w:u w:val="single"/>
+          </w:rPr>
+          <w:t>https://www.federalregister.gov/documents/2026/07/24/2026-15000/rescinding-portions-of-the-us-department-of-health-and-human-services-title-vi-regulations-to-align</w:t>
+        </w:r>
+      </w:hyperlink>
+      <w:r>
+        <w:t>)</w:t>
       </w:r>
     </w:p>
     <w:p>
@@ -144,7 +216,7 @@
         <w:t>What to watch:</w:t>
       </w:r>
       <w:r>
-        <w:t xml:space="preserve"> Watch for agency implementation plans responding to the 90-day directive and any additional NIH terminations or expanded keyword lists that clarify our specific exposure.</w:t>
+        <w:t xml:space="preserve"> Agency implementation plans responding to the 90-day funding-overhaul directive, and further clarification of the scope and enforcement of NIH's high-risk life sciences policy.</w:t>
       </w:r>
     </w:p>
     <w:p>
@@ -281,7 +353,7 @@
         </w:rPr>
         <w:t xml:space="preserve">[press] </w:t>
       </w:r>
-      <w:hyperlink r:id="rId9">
+      <w:hyperlink r:id="rId15">
         <w:r>
           <w:rPr>
             <w:color w:val="007dba"/>
@@ -307,7 +379,7 @@
         </w:rPr>
         <w:t xml:space="preserve">[press] </w:t>
       </w:r>
-      <w:hyperlink r:id="rId10">
+      <w:hyperlink r:id="rId9">
         <w:r>
           <w:rPr>
             <w:color w:val="007dba"/>
@@ -333,7 +405,7 @@
         </w:rPr>
         <w:t xml:space="preserve">[press] </w:t>
       </w:r>
-      <w:hyperlink r:id="rId11">
+      <w:hyperlink r:id="rId13">
         <w:r>
           <w:rPr>
             <w:color w:val="007dba"/>
@@ -368,7 +440,7 @@
         </w:rPr>
         <w:t xml:space="preserve">[HIGH] </w:t>
       </w:r>
-      <w:hyperlink r:id="rId12">
+      <w:hyperlink r:id="rId14">
         <w:r>
           <w:rPr>
             <w:color w:val="007dba"/>
@@ -394,7 +466,7 @@
         </w:rPr>
         <w:t xml:space="preserve">[press] </w:t>
       </w:r>
-      <w:hyperlink r:id="rId13">
+      <w:hyperlink r:id="rId16">
         <w:r>
           <w:rPr>
             <w:color w:val="007dba"/>
@@ -420,7 +492,7 @@
         </w:rPr>
         <w:t xml:space="preserve">[press] </w:t>
       </w:r>
-      <w:hyperlink r:id="rId14">
+      <w:hyperlink r:id="rId17">
         <w:r>
           <w:rPr>
             <w:color w:val="007dba"/>
@@ -446,7 +518,7 @@
         </w:rPr>
         <w:t xml:space="preserve">[press] </w:t>
       </w:r>
-      <w:hyperlink r:id="rId15">
+      <w:hyperlink r:id="rId18">
         <w:r>
           <w:rPr>
             <w:color w:val="007dba"/>
@@ -481,7 +553,7 @@
         </w:rPr>
         <w:t xml:space="preserve">[MODERATE] </w:t>
       </w:r>
-      <w:hyperlink r:id="rId16">
+      <w:hyperlink r:id="rId19">
         <w:r>
           <w:rPr>
             <w:color w:val="007dba"/>
@@ -507,7 +579,7 @@
         </w:rPr>
         <w:t xml:space="preserve">[MODERATE] </w:t>
       </w:r>
-      <w:hyperlink r:id="rId17">
+      <w:hyperlink r:id="rId20">
         <w:r>
           <w:rPr>
             <w:color w:val="007dba"/>
@@ -533,7 +605,7 @@
         </w:rPr>
         <w:t xml:space="preserve">[press] </w:t>
       </w:r>
-      <w:hyperlink r:id="rId18">
+      <w:hyperlink r:id="rId10">
         <w:r>
           <w:rPr>
             <w:color w:val="007dba"/>
@@ -559,7 +631,7 @@
         </w:rPr>
         <w:t xml:space="preserve">[press] </w:t>
       </w:r>
-      <w:hyperlink r:id="rId19">
+      <w:hyperlink r:id="rId11">
         <w:r>
           <w:rPr>
             <w:color w:val="007dba"/>
@@ -585,7 +657,7 @@
         </w:rPr>
         <w:t xml:space="preserve">[press] </w:t>
       </w:r>
-      <w:hyperlink r:id="rId20">
+      <w:hyperlink r:id="rId21">
         <w:r>
           <w:rPr>
             <w:color w:val="007dba"/>
@@ -620,7 +692,7 @@
         </w:rPr>
         <w:t xml:space="preserve">[HIGH] </w:t>
       </w:r>
-      <w:hyperlink r:id="rId21">
+      <w:hyperlink r:id="rId12">
         <w:r>
           <w:rPr>
             <w:color w:val="007dba"/>
